--- a/fixtures/generated/c02__header-footer.docx
+++ b/fixtures/generated/c02__header-footer.docx
@@ -248,7 +248,12 @@
   </w:p>
   <w:p>
     <w:r>
-      <w:t>Kilworth Road</w:t>
+      <w:t>Fermoy</w:t>
+    </w:r>
+  </w:p>
+  <w:p>
+    <w:r>
+      <w:t>Co. Cork</w:t>
     </w:r>
   </w:p>
   <w:p>
